--- a/docs/voice-platform/03-hld.docx
+++ b/docs/voice-platform/03-hld.docx
@@ -8863,6 +8863,465 @@
           <w:rFonts w:ascii="Nirmala UI" w:hAnsi="Nirmala UI" w:eastAsia="Nirmala UI" w:cs="Nirmala UI"/>
         </w:rPr>
         <w:t xml:space="preserve"> Already operated; no new operational surface (C-01, C-06, NFR-PORT-02).</w:t>
+      </w:r>
+    </w:p>
+    <w:p>
+      <w:pPr>
+        <w:pStyle w:val="Heading2"/>
+      </w:pPr>
+      <w:r>
+        <w:rPr>
+          <w:rFonts w:ascii="Nirmala UI" w:hAnsi="Nirmala UI" w:eastAsia="Nirmala UI" w:cs="Nirmala UI"/>
+          <w:color w:val="1F4E79"/>
+        </w:rPr>
+        <w:t>ADR-09 — Cascaded pipeline, not speech-to-speech</w:t>
+      </w:r>
+    </w:p>
+    <w:p>
+      <w:pPr>
+        <w:pStyle w:val="ListBullet"/>
+      </w:pPr>
+      <w:r>
+        <w:rPr>
+          <w:rFonts w:ascii="Nirmala UI" w:hAnsi="Nirmala UI" w:eastAsia="Nirmala UI" w:cs="Nirmala UI"/>
+          <w:b/>
+        </w:rPr>
+        <w:t>Decision:</w:t>
+      </w:r>
+      <w:r>
+        <w:rPr>
+          <w:rFonts w:ascii="Nirmala UI" w:hAnsi="Nirmala UI" w:eastAsia="Nirmala UI" w:cs="Nirmala UI"/>
+        </w:rPr>
+        <w:t xml:space="preserve"> Keep the cascaded STT → Brain → TTS pipeline. Do not adopt a realtime</w:t>
+      </w:r>
+    </w:p>
+    <w:p>
+      <w:pPr>
+        <w:spacing w:after="120"/>
+      </w:pPr>
+      <w:r>
+        <w:rPr>
+          <w:rFonts w:ascii="Nirmala UI" w:hAnsi="Nirmala UI" w:eastAsia="Nirmala UI" w:cs="Nirmala UI"/>
+        </w:rPr>
+        <w:t>speech-to-speech (S2S) model.</w:t>
+      </w:r>
+    </w:p>
+    <w:p>
+      <w:pPr>
+        <w:pStyle w:val="ListBullet"/>
+      </w:pPr>
+      <w:r>
+        <w:rPr>
+          <w:rFonts w:ascii="Nirmala UI" w:hAnsi="Nirmala UI" w:eastAsia="Nirmala UI" w:cs="Nirmala UI"/>
+          <w:b/>
+        </w:rPr>
+        <w:t>Rejected:</w:t>
+      </w:r>
+      <w:r>
+        <w:rPr>
+          <w:rFonts w:ascii="Nirmala UI" w:hAnsi="Nirmala UI" w:eastAsia="Nirmala UI" w:cs="Nirmala UI"/>
+        </w:rPr>
+        <w:t xml:space="preserve"> OpenAI Realtime, Gemini Live, Moshi.</w:t>
+      </w:r>
+    </w:p>
+    <w:p>
+      <w:pPr>
+        <w:pStyle w:val="ListBullet"/>
+      </w:pPr>
+      <w:r>
+        <w:rPr>
+          <w:rFonts w:ascii="Nirmala UI" w:hAnsi="Nirmala UI" w:eastAsia="Nirmala UI" w:cs="Nirmala UI"/>
+          <w:b/>
+        </w:rPr>
+        <w:t>Why:</w:t>
+      </w:r>
+    </w:p>
+    <w:p>
+      <w:pPr>
+        <w:pStyle w:val="ListNumber"/>
+      </w:pPr>
+      <w:r>
+        <w:rPr>
+          <w:rFonts w:ascii="Nirmala UI" w:hAnsi="Nirmala UI" w:eastAsia="Nirmala UI" w:cs="Nirmala UI"/>
+          <w:b/>
+        </w:rPr>
+        <w:t>No latency advantage.</w:t>
+      </w:r>
+      <w:r>
+        <w:rPr>
+          <w:rFonts w:ascii="Nirmala UI" w:hAnsi="Nirmala UI" w:eastAsia="Nirmala UI" w:cs="Nirmala UI"/>
+        </w:rPr>
+        <w:t xml:space="preserve"> OpenAI </w:t>
+      </w:r>
+      <w:r>
+        <w:rPr>
+          <w:rFonts w:ascii="Consolas" w:hAnsi="Consolas" w:eastAsia="Consolas" w:cs="Consolas"/>
+          <w:color w:val="A31D1D"/>
+          <w:sz w:val="18"/>
+        </w:rPr>
+        <w:t>gpt-realtime-1.5</w:t>
+      </w:r>
+      <w:r>
+        <w:rPr>
+          <w:rFonts w:ascii="Nirmala UI" w:hAnsi="Nirmala UI" w:eastAsia="Nirmala UI" w:cs="Nirmala UI"/>
+        </w:rPr>
+        <w:t xml:space="preserve"> measures </w:t>
+      </w:r>
+      <w:r>
+        <w:rPr>
+          <w:rFonts w:ascii="Nirmala UI" w:hAnsi="Nirmala UI" w:eastAsia="Nirmala UI" w:cs="Nirmala UI"/>
+          <w:b/>
+        </w:rPr>
+        <w:t>820 ms</w:t>
+      </w:r>
+      <w:r>
+        <w:rPr>
+          <w:rFonts w:ascii="Nirmala UI" w:hAnsi="Nirmala UI" w:eastAsia="Nirmala UI" w:cs="Nirmala UI"/>
+        </w:rPr>
+        <w:t xml:space="preserve"> end-to-end</w:t>
+      </w:r>
+    </w:p>
+    <w:p>
+      <w:pPr>
+        <w:spacing w:after="120"/>
+      </w:pPr>
+      <w:r>
+        <w:rPr>
+          <w:rFonts w:ascii="Nirmala UI" w:hAnsi="Nirmala UI" w:eastAsia="Nirmala UI" w:cs="Nirmala UI"/>
+        </w:rPr>
+        <w:t>against this programme's 800 ms cascaded target. Gemini 3.1 Flash Live measures</w:t>
+      </w:r>
+    </w:p>
+    <w:p>
+      <w:pPr>
+        <w:spacing w:after="120"/>
+      </w:pPr>
+      <w:r>
+        <w:rPr>
+          <w:rFonts w:ascii="Nirmala UI" w:hAnsi="Nirmala UI" w:eastAsia="Nirmala UI" w:cs="Nirmala UI"/>
+        </w:rPr>
+        <w:t>2.98 s. A well-engineered cascaded pipeline beats some end-to-end models outright.</w:t>
+      </w:r>
+    </w:p>
+    <w:p>
+      <w:pPr>
+        <w:pStyle w:val="ListNumber"/>
+      </w:pPr>
+      <w:r>
+        <w:rPr>
+          <w:rFonts w:ascii="Nirmala UI" w:hAnsi="Nirmala UI" w:eastAsia="Nirmala UI" w:cs="Nirmala UI"/>
+          <w:b/>
+        </w:rPr>
+        <w:t>No usable Telugu.</w:t>
+      </w:r>
+      <w:r>
+        <w:rPr>
+          <w:rFonts w:ascii="Nirmala UI" w:hAnsi="Nirmala UI" w:eastAsia="Nirmala UI" w:cs="Nirmala UI"/>
+        </w:rPr>
+        <w:t xml:space="preserve"> Qwen3-TTS covers 10 languages, excluding Telugu; Moshi is</w:t>
+      </w:r>
+    </w:p>
+    <w:p>
+      <w:pPr>
+        <w:spacing w:after="120"/>
+      </w:pPr>
+      <w:r>
+        <w:rPr>
+          <w:rFonts w:ascii="Nirmala UI" w:hAnsi="Nirmala UI" w:eastAsia="Nirmala UI" w:cs="Nirmala UI"/>
+        </w:rPr>
+        <w:t>English/French; the hosted S2S vendors do not publish Telugu support.</w:t>
+      </w:r>
+    </w:p>
+    <w:p>
+      <w:pPr>
+        <w:pStyle w:val="ListNumber"/>
+      </w:pPr>
+      <w:r>
+        <w:rPr>
+          <w:rFonts w:ascii="Nirmala UI" w:hAnsi="Nirmala UI" w:eastAsia="Nirmala UI" w:cs="Nirmala UI"/>
+          <w:b/>
+        </w:rPr>
+        <w:t>It eliminates the STT stage</w:t>
+      </w:r>
+      <w:r>
+        <w:rPr>
+          <w:rFonts w:ascii="Nirmala UI" w:hAnsi="Nirmala UI" w:eastAsia="Nirmala UI" w:cs="Nirmala UI"/>
+        </w:rPr>
+        <w:t xml:space="preserve"> — and with it the entire STT-001 ladder, which</w:t>
+      </w:r>
+    </w:p>
+    <w:p>
+      <w:pPr>
+        <w:spacing w:after="120"/>
+      </w:pPr>
+      <w:r>
+        <w:rPr>
+          <w:rFonts w:ascii="Nirmala UI" w:hAnsi="Nirmala UI" w:eastAsia="Nirmala UI" w:cs="Nirmala UI"/>
+        </w:rPr>
+        <w:t>FS-001 §10 identifies as the primary justification for the platform. There is no</w:t>
+      </w:r>
+    </w:p>
+    <w:p>
+      <w:pPr>
+        <w:spacing w:after="120"/>
+      </w:pPr>
+      <w:r>
+        <w:rPr>
+          <w:rFonts w:ascii="Nirmala UI" w:hAnsi="Nirmala UI" w:eastAsia="Nirmala UI" w:cs="Nirmala UI"/>
+        </w:rPr>
+        <w:t>transcript stage to boost, correct, race or fine-tune.</w:t>
+      </w:r>
+    </w:p>
+    <w:p>
+      <w:pPr>
+        <w:pStyle w:val="ListNumber"/>
+      </w:pPr>
+      <w:r>
+        <w:rPr>
+          <w:rFonts w:ascii="Nirmala UI" w:hAnsi="Nirmala UI" w:eastAsia="Nirmala UI" w:cs="Nirmala UI"/>
+          <w:b/>
+        </w:rPr>
+        <w:t>Vendor lock-in returns.</w:t>
+      </w:r>
+      <w:r>
+        <w:rPr>
+          <w:rFonts w:ascii="Nirmala UI" w:hAnsi="Nirmala UI" w:eastAsia="Nirmala UI" w:cs="Nirmala UI"/>
+        </w:rPr>
+        <w:t xml:space="preserve"> Two vendors exist (OpenAI, Google), at up to $0.30/min,</w:t>
+      </w:r>
+    </w:p>
+    <w:p>
+      <w:pPr>
+        <w:spacing w:after="120"/>
+      </w:pPr>
+      <w:r>
+        <w:rPr>
+          <w:rFonts w:ascii="Nirmala UI" w:hAnsi="Nirmala UI" w:eastAsia="Nirmala UI" w:cs="Nirmala UI"/>
+        </w:rPr>
+        <w:t>versus $0.0095–$0.17/min cascaded across 5+ STT, 7+ TTS and dozens of LLMs.</w:t>
+      </w:r>
+    </w:p>
+    <w:p>
+      <w:pPr>
+        <w:pStyle w:val="ListNumber"/>
+      </w:pPr>
+      <w:r>
+        <w:rPr>
+          <w:rFonts w:ascii="Nirmala UI" w:hAnsi="Nirmala UI" w:eastAsia="Nirmala UI" w:cs="Nirmala UI"/>
+        </w:rPr>
+        <w:t>Shallower tool surface, weakening ADR-03.</w:t>
+      </w:r>
+    </w:p>
+    <w:p>
+      <w:pPr>
+        <w:pStyle w:val="ListBullet"/>
+      </w:pPr>
+      <w:r>
+        <w:rPr>
+          <w:rFonts w:ascii="Nirmala UI" w:hAnsi="Nirmala UI" w:eastAsia="Nirmala UI" w:cs="Nirmala UI"/>
+          <w:b/>
+        </w:rPr>
+        <w:t>Reversal trigger:</w:t>
+      </w:r>
+      <w:r>
+        <w:rPr>
+          <w:rFonts w:ascii="Nirmala UI" w:hAnsi="Nirmala UI" w:eastAsia="Nirmala UI" w:cs="Nirmala UI"/>
+        </w:rPr>
+        <w:t xml:space="preserve"> a Telugu-capable, self-hostable full-duplex model. </w:t>
+      </w:r>
+      <w:r>
+        <w:rPr>
+          <w:rFonts w:ascii="Nirmala UI" w:hAnsi="Nirmala UI" w:eastAsia="Nirmala UI" w:cs="Nirmala UI"/>
+          <w:b/>
+        </w:rPr>
+        <w:t>Hindi-Moshi</w:t>
+      </w:r>
+    </w:p>
+    <w:p>
+      <w:pPr>
+        <w:spacing w:after="120"/>
+      </w:pPr>
+      <w:r>
+        <w:rPr>
+          <w:rFonts w:ascii="Nirmala UI" w:hAnsi="Nirmala UI" w:eastAsia="Nirmala UI" w:cs="Nirmala UI"/>
+        </w:rPr>
+        <w:t>(Moshi adapted to Hindi) shows the path is real for Indian languages; AI4Bharat's</w:t>
+      </w:r>
+    </w:p>
+    <w:p>
+      <w:pPr>
+        <w:spacing w:after="120"/>
+      </w:pPr>
+      <w:r>
+        <w:rPr>
+          <w:rFonts w:ascii="Nirmala UI" w:hAnsi="Nirmala UI" w:eastAsia="Nirmala UI" w:cs="Nirmala UI"/>
+        </w:rPr>
+        <w:t xml:space="preserve">open-source </w:t>
+      </w:r>
+      <w:r>
+        <w:rPr>
+          <w:rFonts w:ascii="Nirmala UI" w:hAnsi="Nirmala UI" w:eastAsia="Nirmala UI" w:cs="Nirmala UI"/>
+          <w:b/>
+        </w:rPr>
+        <w:t>Indic-TTS</w:t>
+      </w:r>
+      <w:r>
+        <w:rPr>
+          <w:rFonts w:ascii="Nirmala UI" w:hAnsi="Nirmala UI" w:eastAsia="Nirmala UI" w:cs="Nirmala UI"/>
+        </w:rPr>
+        <w:t xml:space="preserve"> already covers Telugu. Tracked as v3 research.</w:t>
+      </w:r>
+    </w:p>
+    <w:p>
+      <w:pPr>
+        <w:pStyle w:val="Heading2"/>
+      </w:pPr>
+      <w:r>
+        <w:rPr>
+          <w:rFonts w:ascii="Nirmala UI" w:hAnsi="Nirmala UI" w:eastAsia="Nirmala UI" w:cs="Nirmala UI"/>
+          <w:color w:val="1F4E79"/>
+        </w:rPr>
+        <w:t>ADR-10 — Endpointing is a trainable model, not a timer</w:t>
+      </w:r>
+    </w:p>
+    <w:p>
+      <w:pPr>
+        <w:pStyle w:val="ListBullet"/>
+      </w:pPr>
+      <w:r>
+        <w:rPr>
+          <w:rFonts w:ascii="Nirmala UI" w:hAnsi="Nirmala UI" w:eastAsia="Nirmala UI" w:cs="Nirmala UI"/>
+          <w:b/>
+        </w:rPr>
+        <w:t>Decision:</w:t>
+      </w:r>
+      <w:r>
+        <w:rPr>
+          <w:rFonts w:ascii="Nirmala UI" w:hAnsi="Nirmala UI" w:eastAsia="Nirmala UI" w:cs="Nirmala UI"/>
+        </w:rPr>
+        <w:t xml:space="preserve"> Treat end-of-turn detection as a first-class model to be fine-tuned for</w:t>
+      </w:r>
+    </w:p>
+    <w:p>
+      <w:pPr>
+        <w:spacing w:after="120"/>
+      </w:pPr>
+      <w:r>
+        <w:rPr>
+          <w:rFonts w:ascii="Nirmala UI" w:hAnsi="Nirmala UI" w:eastAsia="Nirmala UI" w:cs="Nirmala UI"/>
+        </w:rPr>
+        <w:t>Telugu, on the same corpus as the STT workstream.</w:t>
+      </w:r>
+    </w:p>
+    <w:p>
+      <w:pPr>
+        <w:pStyle w:val="ListBullet"/>
+      </w:pPr>
+      <w:r>
+        <w:rPr>
+          <w:rFonts w:ascii="Nirmala UI" w:hAnsi="Nirmala UI" w:eastAsia="Nirmala UI" w:cs="Nirmala UI"/>
+          <w:b/>
+        </w:rPr>
+        <w:t>Rejected:</w:t>
+      </w:r>
+      <w:r>
+        <w:rPr>
+          <w:rFonts w:ascii="Nirmala UI" w:hAnsi="Nirmala UI" w:eastAsia="Nirmala UI" w:cs="Nirmala UI"/>
+        </w:rPr>
+        <w:t xml:space="preserve"> Silence-threshold endpointing as the permanent strategy.</w:t>
+      </w:r>
+    </w:p>
+    <w:p>
+      <w:pPr>
+        <w:pStyle w:val="ListBullet"/>
+      </w:pPr>
+      <w:r>
+        <w:rPr>
+          <w:rFonts w:ascii="Nirmala UI" w:hAnsi="Nirmala UI" w:eastAsia="Nirmala UI" w:cs="Nirmala UI"/>
+          <w:b/>
+        </w:rPr>
+        <w:t>Why:</w:t>
+      </w:r>
+      <w:r>
+        <w:rPr>
+          <w:rFonts w:ascii="Nirmala UI" w:hAnsi="Nirmala UI" w:eastAsia="Nirmala UI" w:cs="Nirmala UI"/>
+        </w:rPr>
+        <w:t xml:space="preserve"> Endpointing is the largest single latency component (800 ms measured). LiveKit's</w:t>
+      </w:r>
+    </w:p>
+    <w:p>
+      <w:pPr>
+        <w:spacing w:after="120"/>
+      </w:pPr>
+      <w:r>
+        <w:rPr>
+          <w:rFonts w:ascii="Nirmala UI" w:hAnsi="Nirmala UI" w:eastAsia="Nirmala UI" w:cs="Nirmala UI"/>
+        </w:rPr>
+        <w:t xml:space="preserve">turn detector covers 14 languages including Hindi but </w:t>
+      </w:r>
+      <w:r>
+        <w:rPr>
+          <w:rFonts w:ascii="Nirmala UI" w:hAnsi="Nirmala UI" w:eastAsia="Nirmala UI" w:cs="Nirmala UI"/>
+          <w:b/>
+        </w:rPr>
+        <w:t>not Telugu</w:t>
+      </w:r>
+      <w:r>
+        <w:rPr>
+          <w:rFonts w:ascii="Nirmala UI" w:hAnsi="Nirmala UI" w:eastAsia="Nirmala UI" w:cs="Nirmala UI"/>
+        </w:rPr>
+        <w:t>, and silence</w:t>
+      </w:r>
+    </w:p>
+    <w:p>
+      <w:pPr>
+        <w:spacing w:after="120"/>
+      </w:pPr>
+      <w:r>
+        <w:rPr>
+          <w:rFonts w:ascii="Nirmala UI" w:hAnsi="Nirmala UI" w:eastAsia="Nirmala UI" w:cs="Nirmala UI"/>
+        </w:rPr>
+        <w:t>thresholds cannot safely go below ~0.6 s for Telugu — 75% of an 800 ms budget. Precedent</w:t>
+      </w:r>
+    </w:p>
+    <w:p>
+      <w:pPr>
+        <w:spacing w:after="120"/>
+      </w:pPr>
+      <w:r>
+        <w:rPr>
+          <w:rFonts w:ascii="Nirmala UI" w:hAnsi="Nirmala UI" w:eastAsia="Nirmala UI" w:cs="Nirmala UI"/>
+        </w:rPr>
+        <w:t>exists (Thai, arXiv 2510.04016); the base is Qwen2.5-0.5B, CPU-inferable.</w:t>
+      </w:r>
+    </w:p>
+    <w:p>
+      <w:pPr>
+        <w:pStyle w:val="ListBullet"/>
+      </w:pPr>
+      <w:r>
+        <w:rPr>
+          <w:rFonts w:ascii="Nirmala UI" w:hAnsi="Nirmala UI" w:eastAsia="Nirmala UI" w:cs="Nirmala UI"/>
+          <w:b/>
+        </w:rPr>
+        <w:t>Reversal trigger:</w:t>
+      </w:r>
+      <w:r>
+        <w:rPr>
+          <w:rFonts w:ascii="Nirmala UI" w:hAnsi="Nirmala UI" w:eastAsia="Nirmala UI" w:cs="Nirmala UI"/>
+        </w:rPr>
+        <w:t xml:space="preserve"> LiveKit adds Telugu to the supported set, making the fine-tune</w:t>
+      </w:r>
+    </w:p>
+    <w:p>
+      <w:pPr>
+        <w:spacing w:after="120"/>
+      </w:pPr>
+      <w:r>
+        <w:rPr>
+          <w:rFonts w:ascii="Nirmala UI" w:hAnsi="Nirmala UI" w:eastAsia="Nirmala UI" w:cs="Nirmala UI"/>
+        </w:rPr>
+        <w:t>unnecessary. Worth checking before committing the 19 days.</w:t>
       </w:r>
     </w:p>
     <w:p>
